--- a/docs/ux/TGP-UX-02 UX Standards and Accessibility.docx
+++ b/docs/ux/TGP-UX-02 UX Standards and Accessibility.docx
@@ -1587,7 +1587,7 @@
             <w:noProof/>
             <w:webHidden/>
           </w:rPr>
-          <w:t>6</w:t>
+          <w:t>7</w:t>
         </w:r>
         <w:r>
           <w:rPr>
@@ -1922,7 +1922,7 @@
             <w:noProof/>
             <w:webHidden/>
           </w:rPr>
-          <w:t>8</w:t>
+          <w:t>9</w:t>
         </w:r>
         <w:r>
           <w:rPr>
@@ -2391,7 +2391,7 @@
             <w:noProof/>
             <w:webHidden/>
           </w:rPr>
-          <w:t>11</w:t>
+          <w:t>12</w:t>
         </w:r>
         <w:r>
           <w:rPr>
@@ -2458,7 +2458,7 @@
             <w:noProof/>
             <w:webHidden/>
           </w:rPr>
-          <w:t>11</w:t>
+          <w:t>12</w:t>
         </w:r>
         <w:r>
           <w:rPr>
@@ -2525,7 +2525,7 @@
             <w:noProof/>
             <w:webHidden/>
           </w:rPr>
-          <w:t>11</w:t>
+          <w:t>12</w:t>
         </w:r>
         <w:r>
           <w:rPr>
@@ -2726,7 +2726,7 @@
             <w:noProof/>
             <w:webHidden/>
           </w:rPr>
-          <w:t>12</w:t>
+          <w:t>13</w:t>
         </w:r>
         <w:r>
           <w:rPr>
@@ -2793,7 +2793,7 @@
             <w:noProof/>
             <w:webHidden/>
           </w:rPr>
-          <w:t>12</w:t>
+          <w:t>13</w:t>
         </w:r>
         <w:r>
           <w:rPr>
@@ -2994,7 +2994,7 @@
             <w:noProof/>
             <w:webHidden/>
           </w:rPr>
-          <w:t>13</w:t>
+          <w:t>14</w:t>
         </w:r>
         <w:r>
           <w:rPr>
@@ -3061,7 +3061,7 @@
             <w:noProof/>
             <w:webHidden/>
           </w:rPr>
-          <w:t>14</w:t>
+          <w:t>15</w:t>
         </w:r>
         <w:r>
           <w:rPr>
@@ -3128,7 +3128,7 @@
             <w:noProof/>
             <w:webHidden/>
           </w:rPr>
-          <w:t>14</w:t>
+          <w:t>15</w:t>
         </w:r>
         <w:r>
           <w:rPr>
@@ -5917,7 +5917,25 @@
         <w:t xml:space="preserve"> </w:t>
       </w:r>
       <w:r>
-        <w:t xml:space="preserve">Payment happens only inside the app.</w:t>
+        <w:t xml:space="preserve">in VETC hosts, and</w:t>
+      </w:r>
+      <w:r>
+        <w:t xml:space="preserve"> </w:t>
+      </w:r>
+      <w:r>
+        <w:t xml:space="preserve">“</w:t>
+      </w:r>
+      <w:r>
+        <w:t xml:space="preserve">TASCO không bao giờ yêu cầu mã OTP qua điện thoại.</w:t>
+      </w:r>
+      <w:r>
+        <w:t xml:space="preserve">”</w:t>
+      </w:r>
+      <w:r>
+        <w:t xml:space="preserve"> </w:t>
+      </w:r>
+      <w:r>
+        <w:t xml:space="preserve">in TASCO’s own hosts. Payment happens only inside the app.</w:t>
       </w:r>
     </w:p>
     <w:p>
@@ -7090,7 +7108,7 @@
         </w:numPr>
       </w:pPr>
       <w:r>
-        <w:t xml:space="preserve">Decisions (approve, reject, pay, assign, dismiss, suspend) never act on one click. They open a dialog that asks for what the decision needs and then shows a summary to confirm (the decision dialog in TGP-UX-01).</w:t>
+        <w:t xml:space="preserve">Decisions (approve, reject, pay, assign, dismiss, suspend, export, erase, refuse) never act on one click. They open a dialog that asks for what the decision needs and then shows a summary to confirm (the decision dialog in TGP-UX-01). An irreversible decision states its consequence in a notice at the top of the dialog and asks the user to type the record’s key value to confirm.</w:t>
       </w:r>
     </w:p>
     <w:p>
@@ -7150,10 +7168,10 @@
         <w:tblLook w:val="04A0" w:firstRow="1" w:lastRow="0" w:firstColumn="0" w:lastColumn="0" w:noHBand="0" w:noVBand="1"/>
       </w:tblPr>
       <w:tblGrid>
-        <w:gridCol w:w="1493"/>
-        <w:gridCol w:w="2420"/>
-        <w:gridCol w:w="2676"/>
-        <w:gridCol w:w="2438"/>
+        <w:gridCol w:w="1481"/>
+        <w:gridCol w:w="2280"/>
+        <w:gridCol w:w="2541"/>
+        <w:gridCol w:w="2725"/>
       </w:tblGrid>
       <w:tr>
         <w:trPr>
@@ -7162,7 +7180,7 @@
         </w:trPr>
         <w:tc>
           <w:tcPr>
-            <w:tcW w:w="1493" w:type="dxa"/>
+            <w:tcW w:w="1481" w:type="dxa"/>
             <w:shd w:val="clear" w:color="auto" w:fill="0F4761"/>
             <w:vAlign w:val="center"/>
           </w:tcPr>
@@ -7181,7 +7199,7 @@
         </w:tc>
         <w:tc>
           <w:tcPr>
-            <w:tcW w:w="2420" w:type="dxa"/>
+            <w:tcW w:w="2280" w:type="dxa"/>
             <w:shd w:val="clear" w:color="auto" w:fill="0F4761"/>
             <w:vAlign w:val="center"/>
           </w:tcPr>
@@ -7200,7 +7218,7 @@
         </w:tc>
         <w:tc>
           <w:tcPr>
-            <w:tcW w:w="2676" w:type="dxa"/>
+            <w:tcW w:w="2541" w:type="dxa"/>
             <w:shd w:val="clear" w:color="auto" w:fill="0F4761"/>
             <w:vAlign w:val="center"/>
           </w:tcPr>
@@ -7219,7 +7237,7 @@
         </w:tc>
         <w:tc>
           <w:tcPr>
-            <w:tcW w:w="2438" w:type="dxa"/>
+            <w:tcW w:w="2725" w:type="dxa"/>
             <w:shd w:val="clear" w:color="auto" w:fill="0F4761"/>
             <w:vAlign w:val="center"/>
           </w:tcPr>
@@ -7243,7 +7261,7 @@
         </w:trPr>
         <w:tc>
           <w:tcPr>
-            <w:tcW w:w="1493" w:type="dxa"/>
+            <w:tcW w:w="1481" w:type="dxa"/>
             <w:vAlign w:val="top"/>
           </w:tcPr>
           <w:p>
@@ -7258,7 +7276,7 @@
         </w:tc>
         <w:tc>
           <w:tcPr>
-            <w:tcW w:w="2420" w:type="dxa"/>
+            <w:tcW w:w="2280" w:type="dxa"/>
             <w:vAlign w:val="top"/>
           </w:tcPr>
           <w:p>
@@ -7273,7 +7291,7 @@
         </w:tc>
         <w:tc>
           <w:tcPr>
-            <w:tcW w:w="2676" w:type="dxa"/>
+            <w:tcW w:w="2541" w:type="dxa"/>
             <w:vAlign w:val="top"/>
           </w:tcPr>
           <w:p>
@@ -7288,7 +7306,7 @@
         </w:tc>
         <w:tc>
           <w:tcPr>
-            <w:tcW w:w="2438" w:type="dxa"/>
+            <w:tcW w:w="2725" w:type="dxa"/>
             <w:vAlign w:val="top"/>
           </w:tcPr>
           <w:p>
@@ -7308,7 +7326,7 @@
         </w:trPr>
         <w:tc>
           <w:tcPr>
-            <w:tcW w:w="1493" w:type="dxa"/>
+            <w:tcW w:w="1481" w:type="dxa"/>
             <w:shd w:val="clear" w:color="auto" w:fill="F4F7FB"/>
             <w:vAlign w:val="top"/>
           </w:tcPr>
@@ -7324,7 +7342,7 @@
         </w:tc>
         <w:tc>
           <w:tcPr>
-            <w:tcW w:w="2420" w:type="dxa"/>
+            <w:tcW w:w="2280" w:type="dxa"/>
             <w:shd w:val="clear" w:color="auto" w:fill="F4F7FB"/>
             <w:vAlign w:val="top"/>
           </w:tcPr>
@@ -7340,7 +7358,7 @@
         </w:tc>
         <w:tc>
           <w:tcPr>
-            <w:tcW w:w="2676" w:type="dxa"/>
+            <w:tcW w:w="2541" w:type="dxa"/>
             <w:shd w:val="clear" w:color="auto" w:fill="F4F7FB"/>
             <w:vAlign w:val="top"/>
           </w:tcPr>
@@ -7356,7 +7374,7 @@
         </w:tc>
         <w:tc>
           <w:tcPr>
-            <w:tcW w:w="2438" w:type="dxa"/>
+            <w:tcW w:w="2725" w:type="dxa"/>
             <w:shd w:val="clear" w:color="auto" w:fill="F4F7FB"/>
             <w:vAlign w:val="top"/>
           </w:tcPr>
@@ -7377,7 +7395,7 @@
         </w:trPr>
         <w:tc>
           <w:tcPr>
-            <w:tcW w:w="1493" w:type="dxa"/>
+            <w:tcW w:w="1481" w:type="dxa"/>
             <w:vAlign w:val="top"/>
           </w:tcPr>
           <w:p>
@@ -7392,7 +7410,7 @@
         </w:tc>
         <w:tc>
           <w:tcPr>
-            <w:tcW w:w="2420" w:type="dxa"/>
+            <w:tcW w:w="2280" w:type="dxa"/>
             <w:vAlign w:val="top"/>
           </w:tcPr>
           <w:p>
@@ -7407,7 +7425,7 @@
         </w:tc>
         <w:tc>
           <w:tcPr>
-            <w:tcW w:w="2676" w:type="dxa"/>
+            <w:tcW w:w="2541" w:type="dxa"/>
             <w:vAlign w:val="top"/>
           </w:tcPr>
           <w:p>
@@ -7422,7 +7440,7 @@
         </w:tc>
         <w:tc>
           <w:tcPr>
-            <w:tcW w:w="2438" w:type="dxa"/>
+            <w:tcW w:w="2725" w:type="dxa"/>
             <w:vAlign w:val="top"/>
           </w:tcPr>
           <w:p>
@@ -7442,7 +7460,7 @@
         </w:trPr>
         <w:tc>
           <w:tcPr>
-            <w:tcW w:w="1493" w:type="dxa"/>
+            <w:tcW w:w="1481" w:type="dxa"/>
             <w:shd w:val="clear" w:color="auto" w:fill="F4F7FB"/>
             <w:vAlign w:val="top"/>
           </w:tcPr>
@@ -7458,7 +7476,7 @@
         </w:tc>
         <w:tc>
           <w:tcPr>
-            <w:tcW w:w="2420" w:type="dxa"/>
+            <w:tcW w:w="2280" w:type="dxa"/>
             <w:shd w:val="clear" w:color="auto" w:fill="F4F7FB"/>
             <w:vAlign w:val="top"/>
           </w:tcPr>
@@ -7474,7 +7492,7 @@
         </w:tc>
         <w:tc>
           <w:tcPr>
-            <w:tcW w:w="2676" w:type="dxa"/>
+            <w:tcW w:w="2541" w:type="dxa"/>
             <w:shd w:val="clear" w:color="auto" w:fill="F4F7FB"/>
             <w:vAlign w:val="top"/>
           </w:tcPr>
@@ -7490,7 +7508,7 @@
         </w:tc>
         <w:tc>
           <w:tcPr>
-            <w:tcW w:w="2438" w:type="dxa"/>
+            <w:tcW w:w="2725" w:type="dxa"/>
             <w:shd w:val="clear" w:color="auto" w:fill="F4F7FB"/>
             <w:vAlign w:val="top"/>
           </w:tcPr>
@@ -7511,7 +7529,7 @@
         </w:trPr>
         <w:tc>
           <w:tcPr>
-            <w:tcW w:w="1493" w:type="dxa"/>
+            <w:tcW w:w="1481" w:type="dxa"/>
             <w:vAlign w:val="top"/>
           </w:tcPr>
           <w:p>
@@ -7526,7 +7544,7 @@
         </w:tc>
         <w:tc>
           <w:tcPr>
-            <w:tcW w:w="2420" w:type="dxa"/>
+            <w:tcW w:w="2280" w:type="dxa"/>
             <w:vAlign w:val="top"/>
           </w:tcPr>
           <w:p>
@@ -7541,18 +7559,18 @@
         </w:tc>
         <w:tc>
           <w:tcPr>
-            <w:tcW w:w="2676" w:type="dxa"/>
-            <w:vAlign w:val="top"/>
-          </w:tcPr>
-          <w:p>
-            <w:pPr>
-              <w:pStyle w:val="TableText"/>
-            </w:pPr>
-          </w:p>
-        </w:tc>
-        <w:tc>
-          <w:tcPr>
-            <w:tcW w:w="2438" w:type="dxa"/>
+            <w:tcW w:w="2541" w:type="dxa"/>
+            <w:vAlign w:val="top"/>
+          </w:tcPr>
+          <w:p>
+            <w:pPr>
+              <w:pStyle w:val="TableText"/>
+            </w:pPr>
+          </w:p>
+        </w:tc>
+        <w:tc>
+          <w:tcPr>
+            <w:tcW w:w="2725" w:type="dxa"/>
             <w:vAlign w:val="top"/>
           </w:tcPr>
           <w:p>
@@ -7572,7 +7590,7 @@
         </w:trPr>
         <w:tc>
           <w:tcPr>
-            <w:tcW w:w="1493" w:type="dxa"/>
+            <w:tcW w:w="1481" w:type="dxa"/>
             <w:shd w:val="clear" w:color="auto" w:fill="F4F7FB"/>
             <w:vAlign w:val="top"/>
           </w:tcPr>
@@ -7588,7 +7606,7 @@
         </w:tc>
         <w:tc>
           <w:tcPr>
-            <w:tcW w:w="2420" w:type="dxa"/>
+            <w:tcW w:w="2280" w:type="dxa"/>
             <w:shd w:val="clear" w:color="auto" w:fill="F4F7FB"/>
             <w:vAlign w:val="top"/>
           </w:tcPr>
@@ -7604,7 +7622,7 @@
         </w:tc>
         <w:tc>
           <w:tcPr>
-            <w:tcW w:w="2676" w:type="dxa"/>
+            <w:tcW w:w="2541" w:type="dxa"/>
             <w:shd w:val="clear" w:color="auto" w:fill="F4F7FB"/>
             <w:vAlign w:val="top"/>
           </w:tcPr>
@@ -7620,7 +7638,7 @@
         </w:tc>
         <w:tc>
           <w:tcPr>
-            <w:tcW w:w="2438" w:type="dxa"/>
+            <w:tcW w:w="2725" w:type="dxa"/>
             <w:shd w:val="clear" w:color="auto" w:fill="F4F7FB"/>
             <w:vAlign w:val="top"/>
           </w:tcPr>
@@ -7641,7 +7659,7 @@
         </w:trPr>
         <w:tc>
           <w:tcPr>
-            <w:tcW w:w="1493" w:type="dxa"/>
+            <w:tcW w:w="1481" w:type="dxa"/>
             <w:vAlign w:val="top"/>
           </w:tcPr>
           <w:p>
@@ -7656,7 +7674,7 @@
         </w:tc>
         <w:tc>
           <w:tcPr>
-            <w:tcW w:w="2420" w:type="dxa"/>
+            <w:tcW w:w="2280" w:type="dxa"/>
             <w:vAlign w:val="top"/>
           </w:tcPr>
           <w:p>
@@ -7671,7 +7689,7 @@
         </w:tc>
         <w:tc>
           <w:tcPr>
-            <w:tcW w:w="2676" w:type="dxa"/>
+            <w:tcW w:w="2541" w:type="dxa"/>
             <w:vAlign w:val="top"/>
           </w:tcPr>
           <w:p>
@@ -7686,7 +7704,7 @@
         </w:tc>
         <w:tc>
           <w:tcPr>
-            <w:tcW w:w="2438" w:type="dxa"/>
+            <w:tcW w:w="2725" w:type="dxa"/>
             <w:vAlign w:val="top"/>
           </w:tcPr>
           <w:p>
@@ -7696,6 +7714,75 @@
             </w:pPr>
             <w:r>
               <w:t xml:space="preserve">Confirmation that the job runs on live data</w:t>
+            </w:r>
+          </w:p>
+        </w:tc>
+      </w:tr>
+      <w:tr>
+        <w:trPr>
+          <w:cantSplit/>
+        </w:trPr>
+        <w:tc>
+          <w:tcPr>
+            <w:tcW w:w="1481" w:type="dxa"/>
+            <w:shd w:val="clear" w:color="auto" w:fill="F4F7FB"/>
+            <w:vAlign w:val="top"/>
+          </w:tcPr>
+          <w:p>
+            <w:pPr>
+              <w:pStyle w:val="TableText"/>
+              <w:jc w:val="left"/>
+            </w:pPr>
+            <w:r>
+              <w:t xml:space="preserve">Data requests</w:t>
+            </w:r>
+          </w:p>
+        </w:tc>
+        <w:tc>
+          <w:tcPr>
+            <w:tcW w:w="2280" w:type="dxa"/>
+            <w:shd w:val="clear" w:color="auto" w:fill="F4F7FB"/>
+            <w:vAlign w:val="top"/>
+          </w:tcPr>
+          <w:p>
+            <w:pPr>
+              <w:pStyle w:val="TableText"/>
+              <w:jc w:val="left"/>
+            </w:pPr>
+            <w:r>
+              <w:t xml:space="preserve">Export data (access); Erase personal data (erasure)</w:t>
+            </w:r>
+          </w:p>
+        </w:tc>
+        <w:tc>
+          <w:tcPr>
+            <w:tcW w:w="2541" w:type="dxa"/>
+            <w:shd w:val="clear" w:color="auto" w:fill="F4F7FB"/>
+            <w:vAlign w:val="top"/>
+          </w:tcPr>
+          <w:p>
+            <w:pPr>
+              <w:pStyle w:val="TableText"/>
+              <w:jc w:val="left"/>
+            </w:pPr>
+            <w:r>
+              <w:t xml:space="preserve">View, Open customer, Start handling, Record identity verified, Refuse</w:t>
+            </w:r>
+          </w:p>
+        </w:tc>
+        <w:tc>
+          <w:tcPr>
+            <w:tcW w:w="2725" w:type="dxa"/>
+            <w:shd w:val="clear" w:color="auto" w:fill="F4F7FB"/>
+            <w:vAlign w:val="top"/>
+          </w:tcPr>
+          <w:p>
+            <w:pPr>
+              <w:pStyle w:val="TableText"/>
+              <w:jc w:val="left"/>
+            </w:pPr>
+            <w:r>
+              <w:t xml:space="preserve">Identity check if not recorded; erasure reason and the plate typed to confirm; refusal reason and explanation for the customer</w:t>
             </w:r>
           </w:p>
         </w:tc>
@@ -7724,7 +7811,7 @@
               <a:graphicData uri="http://schemas.openxmlformats.org/drawingml/2006/picture">
                 <pic:pic>
                   <pic:nvPicPr>
-                    <pic:cNvPr descr="/tmp/claude-0/-home-user-TASCO/19e5534d-12b5-5956-9b60-3e77efde0f49/scratchpad/final/shots/console-claims-claims-actions.png" id="34" name="Picture"/>
+                    <pic:cNvPr descr="/home/user/TASCO/tools/docs-source/shots/console-claims-claims-actions.png" id="34" name="Picture"/>
                     <pic:cNvPicPr>
                       <a:picLocks noChangeArrowheads="1" noChangeAspect="1"/>
                     </pic:cNvPicPr>
@@ -7929,7 +8016,22 @@
         </w:numPr>
       </w:pPr>
       <w:r>
-        <w:t xml:space="preserve">Financial and irreversible steps have a review step before the final button: the customer purchase has a review screen and a confirmation sheet; staff decisions use the decision dialog.</w:t>
+        <w:t xml:space="preserve">Financial and irreversible steps have a review step before the final button. The full purchase flow has a review screen and a confirmation sheet. Quick renewal has one review screen that shows the plate, vehicle, period, premium, total and payment method, with the declaration tick before</w:t>
+      </w:r>
+      <w:r>
+        <w:t xml:space="preserve"> </w:t>
+      </w:r>
+      <w:r>
+        <w:t xml:space="preserve">“</w:t>
+      </w:r>
+      <w:r>
+        <w:t xml:space="preserve">Xác nhận thanh toán</w:t>
+      </w:r>
+      <w:r>
+        <w:t xml:space="preserve">”</w:t>
+      </w:r>
+      <w:r>
+        <w:t xml:space="preserve">. Staff decisions use the decision dialog, and erasure adds the typed plate.</w:t>
       </w:r>
     </w:p>
     <w:p>
@@ -9290,9 +9392,9 @@
         <w:tblLook w:val="04A0" w:firstRow="1" w:lastRow="0" w:firstColumn="0" w:lastColumn="0" w:noHBand="0" w:noVBand="1"/>
       </w:tblPr>
       <w:tblGrid>
-        <w:gridCol w:w="2026"/>
-        <w:gridCol w:w="1401"/>
-        <w:gridCol w:w="5600"/>
+        <w:gridCol w:w="2017"/>
+        <w:gridCol w:w="1389"/>
+        <w:gridCol w:w="5621"/>
       </w:tblGrid>
       <w:tr>
         <w:trPr>
@@ -9301,7 +9403,7 @@
         </w:trPr>
         <w:tc>
           <w:tcPr>
-            <w:tcW w:w="2026" w:type="dxa"/>
+            <w:tcW w:w="2017" w:type="dxa"/>
             <w:shd w:val="clear" w:color="auto" w:fill="0F4761"/>
             <w:vAlign w:val="center"/>
           </w:tcPr>
@@ -9320,7 +9422,7 @@
         </w:tc>
         <w:tc>
           <w:tcPr>
-            <w:tcW w:w="1401" w:type="dxa"/>
+            <w:tcW w:w="1389" w:type="dxa"/>
             <w:shd w:val="clear" w:color="auto" w:fill="0F4761"/>
             <w:vAlign w:val="center"/>
           </w:tcPr>
@@ -9339,7 +9441,7 @@
         </w:tc>
         <w:tc>
           <w:tcPr>
-            <w:tcW w:w="5600" w:type="dxa"/>
+            <w:tcW w:w="5621" w:type="dxa"/>
             <w:shd w:val="clear" w:color="auto" w:fill="0F4761"/>
             <w:vAlign w:val="center"/>
           </w:tcPr>
@@ -9363,7 +9465,7 @@
         </w:trPr>
         <w:tc>
           <w:tcPr>
-            <w:tcW w:w="2026" w:type="dxa"/>
+            <w:tcW w:w="2017" w:type="dxa"/>
             <w:vAlign w:val="top"/>
           </w:tcPr>
           <w:p>
@@ -9378,7 +9480,7 @@
         </w:tc>
         <w:tc>
           <w:tcPr>
-            <w:tcW w:w="1401" w:type="dxa"/>
+            <w:tcW w:w="1389" w:type="dxa"/>
             <w:vAlign w:val="top"/>
           </w:tcPr>
           <w:p>
@@ -9393,7 +9495,7 @@
         </w:tc>
         <w:tc>
           <w:tcPr>
-            <w:tcW w:w="5600" w:type="dxa"/>
+            <w:tcW w:w="5621" w:type="dxa"/>
             <w:vAlign w:val="top"/>
           </w:tcPr>
           <w:p>
@@ -9413,7 +9515,7 @@
         </w:trPr>
         <w:tc>
           <w:tcPr>
-            <w:tcW w:w="2026" w:type="dxa"/>
+            <w:tcW w:w="2017" w:type="dxa"/>
             <w:shd w:val="clear" w:color="auto" w:fill="F4F7FB"/>
             <w:vAlign w:val="top"/>
           </w:tcPr>
@@ -9429,7 +9531,7 @@
         </w:tc>
         <w:tc>
           <w:tcPr>
-            <w:tcW w:w="1401" w:type="dxa"/>
+            <w:tcW w:w="1389" w:type="dxa"/>
             <w:shd w:val="clear" w:color="auto" w:fill="F4F7FB"/>
             <w:vAlign w:val="top"/>
           </w:tcPr>
@@ -9445,7 +9547,7 @@
         </w:tc>
         <w:tc>
           <w:tcPr>
-            <w:tcW w:w="5600" w:type="dxa"/>
+            <w:tcW w:w="5621" w:type="dxa"/>
             <w:shd w:val="clear" w:color="auto" w:fill="F4F7FB"/>
             <w:vAlign w:val="top"/>
           </w:tcPr>
@@ -9466,7 +9568,7 @@
         </w:trPr>
         <w:tc>
           <w:tcPr>
-            <w:tcW w:w="2026" w:type="dxa"/>
+            <w:tcW w:w="2017" w:type="dxa"/>
             <w:vAlign w:val="top"/>
           </w:tcPr>
           <w:p>
@@ -9481,7 +9583,7 @@
         </w:tc>
         <w:tc>
           <w:tcPr>
-            <w:tcW w:w="1401" w:type="dxa"/>
+            <w:tcW w:w="1389" w:type="dxa"/>
             <w:vAlign w:val="top"/>
           </w:tcPr>
           <w:p>
@@ -9496,7 +9598,7 @@
         </w:tc>
         <w:tc>
           <w:tcPr>
-            <w:tcW w:w="5600" w:type="dxa"/>
+            <w:tcW w:w="5621" w:type="dxa"/>
             <w:vAlign w:val="top"/>
           </w:tcPr>
           <w:p>
@@ -9516,7 +9618,7 @@
         </w:trPr>
         <w:tc>
           <w:tcPr>
-            <w:tcW w:w="2026" w:type="dxa"/>
+            <w:tcW w:w="2017" w:type="dxa"/>
             <w:shd w:val="clear" w:color="auto" w:fill="F4F7FB"/>
             <w:vAlign w:val="top"/>
           </w:tcPr>
@@ -9532,7 +9634,7 @@
         </w:tc>
         <w:tc>
           <w:tcPr>
-            <w:tcW w:w="1401" w:type="dxa"/>
+            <w:tcW w:w="1389" w:type="dxa"/>
             <w:shd w:val="clear" w:color="auto" w:fill="F4F7FB"/>
             <w:vAlign w:val="top"/>
           </w:tcPr>
@@ -9548,7 +9650,7 @@
         </w:tc>
         <w:tc>
           <w:tcPr>
-            <w:tcW w:w="5600" w:type="dxa"/>
+            <w:tcW w:w="5621" w:type="dxa"/>
             <w:shd w:val="clear" w:color="auto" w:fill="F4F7FB"/>
             <w:vAlign w:val="top"/>
           </w:tcPr>
@@ -9569,7 +9671,7 @@
         </w:trPr>
         <w:tc>
           <w:tcPr>
-            <w:tcW w:w="2026" w:type="dxa"/>
+            <w:tcW w:w="2017" w:type="dxa"/>
             <w:vAlign w:val="top"/>
           </w:tcPr>
           <w:p>
@@ -9584,7 +9686,7 @@
         </w:tc>
         <w:tc>
           <w:tcPr>
-            <w:tcW w:w="1401" w:type="dxa"/>
+            <w:tcW w:w="1389" w:type="dxa"/>
             <w:vAlign w:val="top"/>
           </w:tcPr>
           <w:p>
@@ -9599,7 +9701,7 @@
         </w:tc>
         <w:tc>
           <w:tcPr>
-            <w:tcW w:w="5600" w:type="dxa"/>
+            <w:tcW w:w="5621" w:type="dxa"/>
             <w:vAlign w:val="top"/>
           </w:tcPr>
           <w:p>
@@ -9619,7 +9721,7 @@
         </w:trPr>
         <w:tc>
           <w:tcPr>
-            <w:tcW w:w="2026" w:type="dxa"/>
+            <w:tcW w:w="2017" w:type="dxa"/>
             <w:shd w:val="clear" w:color="auto" w:fill="F4F7FB"/>
             <w:vAlign w:val="top"/>
           </w:tcPr>
@@ -9635,7 +9737,7 @@
         </w:tc>
         <w:tc>
           <w:tcPr>
-            <w:tcW w:w="1401" w:type="dxa"/>
+            <w:tcW w:w="1389" w:type="dxa"/>
             <w:shd w:val="clear" w:color="auto" w:fill="F4F7FB"/>
             <w:vAlign w:val="top"/>
           </w:tcPr>
@@ -9651,7 +9753,7 @@
         </w:tc>
         <w:tc>
           <w:tcPr>
-            <w:tcW w:w="5600" w:type="dxa"/>
+            <w:tcW w:w="5621" w:type="dxa"/>
             <w:shd w:val="clear" w:color="auto" w:fill="F4F7FB"/>
             <w:vAlign w:val="top"/>
           </w:tcPr>
@@ -9672,7 +9774,7 @@
         </w:trPr>
         <w:tc>
           <w:tcPr>
-            <w:tcW w:w="2026" w:type="dxa"/>
+            <w:tcW w:w="2017" w:type="dxa"/>
             <w:vAlign w:val="top"/>
           </w:tcPr>
           <w:p>
@@ -9687,7 +9789,7 @@
         </w:tc>
         <w:tc>
           <w:tcPr>
-            <w:tcW w:w="1401" w:type="dxa"/>
+            <w:tcW w:w="1389" w:type="dxa"/>
             <w:vAlign w:val="top"/>
           </w:tcPr>
           <w:p>
@@ -9702,7 +9804,7 @@
         </w:tc>
         <w:tc>
           <w:tcPr>
-            <w:tcW w:w="5600" w:type="dxa"/>
+            <w:tcW w:w="5621" w:type="dxa"/>
             <w:vAlign w:val="top"/>
           </w:tcPr>
           <w:p>
@@ -9722,7 +9824,7 @@
         </w:trPr>
         <w:tc>
           <w:tcPr>
-            <w:tcW w:w="2026" w:type="dxa"/>
+            <w:tcW w:w="2017" w:type="dxa"/>
             <w:shd w:val="clear" w:color="auto" w:fill="F4F7FB"/>
             <w:vAlign w:val="top"/>
           </w:tcPr>
@@ -9738,7 +9840,7 @@
         </w:tc>
         <w:tc>
           <w:tcPr>
-            <w:tcW w:w="1401" w:type="dxa"/>
+            <w:tcW w:w="1389" w:type="dxa"/>
             <w:shd w:val="clear" w:color="auto" w:fill="F4F7FB"/>
             <w:vAlign w:val="top"/>
           </w:tcPr>
@@ -9754,7 +9856,7 @@
         </w:tc>
         <w:tc>
           <w:tcPr>
-            <w:tcW w:w="5600" w:type="dxa"/>
+            <w:tcW w:w="5621" w:type="dxa"/>
             <w:shd w:val="clear" w:color="auto" w:fill="F4F7FB"/>
             <w:vAlign w:val="top"/>
           </w:tcPr>
@@ -9775,7 +9877,7 @@
         </w:trPr>
         <w:tc>
           <w:tcPr>
-            <w:tcW w:w="2026" w:type="dxa"/>
+            <w:tcW w:w="2017" w:type="dxa"/>
             <w:vAlign w:val="top"/>
           </w:tcPr>
           <w:p>
@@ -9790,7 +9892,7 @@
         </w:tc>
         <w:tc>
           <w:tcPr>
-            <w:tcW w:w="1401" w:type="dxa"/>
+            <w:tcW w:w="1389" w:type="dxa"/>
             <w:vAlign w:val="top"/>
           </w:tcPr>
           <w:p>
@@ -9805,7 +9907,7 @@
         </w:tc>
         <w:tc>
           <w:tcPr>
-            <w:tcW w:w="5600" w:type="dxa"/>
+            <w:tcW w:w="5621" w:type="dxa"/>
             <w:vAlign w:val="top"/>
           </w:tcPr>
           <w:p>
@@ -9825,7 +9927,7 @@
         </w:trPr>
         <w:tc>
           <w:tcPr>
-            <w:tcW w:w="2026" w:type="dxa"/>
+            <w:tcW w:w="2017" w:type="dxa"/>
             <w:shd w:val="clear" w:color="auto" w:fill="F4F7FB"/>
             <w:vAlign w:val="top"/>
           </w:tcPr>
@@ -9841,7 +9943,7 @@
         </w:tc>
         <w:tc>
           <w:tcPr>
-            <w:tcW w:w="1401" w:type="dxa"/>
+            <w:tcW w:w="1389" w:type="dxa"/>
             <w:shd w:val="clear" w:color="auto" w:fill="F4F7FB"/>
             <w:vAlign w:val="top"/>
           </w:tcPr>
@@ -9857,7 +9959,7 @@
         </w:tc>
         <w:tc>
           <w:tcPr>
-            <w:tcW w:w="5600" w:type="dxa"/>
+            <w:tcW w:w="5621" w:type="dxa"/>
             <w:shd w:val="clear" w:color="auto" w:fill="F4F7FB"/>
             <w:vAlign w:val="top"/>
           </w:tcPr>
@@ -9878,7 +9980,7 @@
         </w:trPr>
         <w:tc>
           <w:tcPr>
-            <w:tcW w:w="2026" w:type="dxa"/>
+            <w:tcW w:w="2017" w:type="dxa"/>
             <w:vAlign w:val="top"/>
           </w:tcPr>
           <w:p>
@@ -9893,7 +9995,7 @@
         </w:tc>
         <w:tc>
           <w:tcPr>
-            <w:tcW w:w="1401" w:type="dxa"/>
+            <w:tcW w:w="1389" w:type="dxa"/>
             <w:vAlign w:val="top"/>
           </w:tcPr>
           <w:p>
@@ -9908,16 +10010,16 @@
         </w:tc>
         <w:tc>
           <w:tcPr>
-            <w:tcW w:w="5600" w:type="dxa"/>
-            <w:vAlign w:val="top"/>
-          </w:tcPr>
-          <w:p>
-            <w:pPr>
-              <w:pStyle w:val="TableText"/>
-              <w:jc w:val="left"/>
-            </w:pPr>
-            <w:r>
-              <w:t xml:space="preserve">Errors named next to the field with a fix; review and confirm before payment and decisions; no repeated entry</w:t>
+            <w:tcW w:w="5621" w:type="dxa"/>
+            <w:vAlign w:val="top"/>
+          </w:tcPr>
+          <w:p>
+            <w:pPr>
+              <w:pStyle w:val="TableText"/>
+              <w:jc w:val="left"/>
+            </w:pPr>
+            <w:r>
+              <w:t xml:space="preserve">Errors named next to the field with a fix; review and confirm before payment and decisions (on the quick renewal path the review screen and the declaration tick come before payment); erasure needs the plate typed; no repeated entry</w:t>
             </w:r>
           </w:p>
         </w:tc>
@@ -9928,7 +10030,7 @@
         </w:trPr>
         <w:tc>
           <w:tcPr>
-            <w:tcW w:w="2026" w:type="dxa"/>
+            <w:tcW w:w="2017" w:type="dxa"/>
             <w:shd w:val="clear" w:color="auto" w:fill="F4F7FB"/>
             <w:vAlign w:val="top"/>
           </w:tcPr>
@@ -9944,7 +10046,7 @@
         </w:tc>
         <w:tc>
           <w:tcPr>
-            <w:tcW w:w="1401" w:type="dxa"/>
+            <w:tcW w:w="1389" w:type="dxa"/>
             <w:shd w:val="clear" w:color="auto" w:fill="F4F7FB"/>
             <w:vAlign w:val="top"/>
           </w:tcPr>
@@ -9960,7 +10062,7 @@
         </w:tc>
         <w:tc>
           <w:tcPr>
-            <w:tcW w:w="5600" w:type="dxa"/>
+            <w:tcW w:w="5621" w:type="dxa"/>
             <w:shd w:val="clear" w:color="auto" w:fill="F4F7FB"/>
             <w:vAlign w:val="top"/>
           </w:tcPr>
@@ -9981,7 +10083,7 @@
         </w:trPr>
         <w:tc>
           <w:tcPr>
-            <w:tcW w:w="2026" w:type="dxa"/>
+            <w:tcW w:w="2017" w:type="dxa"/>
             <w:vAlign w:val="top"/>
           </w:tcPr>
           <w:p>
@@ -9996,7 +10098,7 @@
         </w:tc>
         <w:tc>
           <w:tcPr>
-            <w:tcW w:w="1401" w:type="dxa"/>
+            <w:tcW w:w="1389" w:type="dxa"/>
             <w:vAlign w:val="top"/>
           </w:tcPr>
           <w:p>
@@ -10011,7 +10113,7 @@
         </w:tc>
         <w:tc>
           <w:tcPr>
-            <w:tcW w:w="5600" w:type="dxa"/>
+            <w:tcW w:w="5621" w:type="dxa"/>
             <w:vAlign w:val="top"/>
           </w:tcPr>
           <w:p>
@@ -10031,7 +10133,7 @@
         </w:trPr>
         <w:tc>
           <w:tcPr>
-            <w:tcW w:w="2026" w:type="dxa"/>
+            <w:tcW w:w="2017" w:type="dxa"/>
             <w:shd w:val="clear" w:color="auto" w:fill="F4F7FB"/>
             <w:vAlign w:val="top"/>
           </w:tcPr>
@@ -10047,7 +10149,7 @@
         </w:tc>
         <w:tc>
           <w:tcPr>
-            <w:tcW w:w="1401" w:type="dxa"/>
+            <w:tcW w:w="1389" w:type="dxa"/>
             <w:shd w:val="clear" w:color="auto" w:fill="F4F7FB"/>
             <w:vAlign w:val="top"/>
           </w:tcPr>
@@ -10063,7 +10165,7 @@
         </w:tc>
         <w:tc>
           <w:tcPr>
-            <w:tcW w:w="5600" w:type="dxa"/>
+            <w:tcW w:w="5621" w:type="dxa"/>
             <w:shd w:val="clear" w:color="auto" w:fill="F4F7FB"/>
             <w:vAlign w:val="top"/>
           </w:tcPr>
@@ -10494,7 +10596,7 @@
         </w:numPr>
       </w:pPr>
       <w:r>
-        <w:t xml:space="preserve">The floating support button never appears in the purchase flow, so it cannot hide the payment button.</w:t>
+        <w:t xml:space="preserve">The floating support button never appears in the purchase flow or on the quick renewal screen, so it cannot hide the payment button.</w:t>
       </w:r>
     </w:p>
     <w:p>
@@ -13548,8 +13650,8 @@
       </w:tblPr>
       <w:tblGrid>
         <w:gridCol w:w="972"/>
-        <w:gridCol w:w="5275"/>
-        <w:gridCol w:w="1808"/>
+        <w:gridCol w:w="5055"/>
+        <w:gridCol w:w="2028"/>
         <w:gridCol w:w="972"/>
       </w:tblGrid>
       <w:tr>
@@ -13593,7 +13695,7 @@
         </w:tc>
         <w:tc>
           <w:tcPr>
-            <w:tcW w:w="5275" w:type="dxa"/>
+            <w:tcW w:w="5055" w:type="dxa"/>
             <w:shd w:val="clear" w:color="auto" w:fill="0F4761"/>
             <w:vAlign w:val="center"/>
           </w:tcPr>
@@ -13625,7 +13727,7 @@
         </w:tc>
         <w:tc>
           <w:tcPr>
-            <w:tcW w:w="1808" w:type="dxa"/>
+            <w:tcW w:w="2028" w:type="dxa"/>
             <w:shd w:val="clear" w:color="auto" w:fill="0F4761"/>
             <w:vAlign w:val="center"/>
           </w:tcPr>
@@ -13722,7 +13824,7 @@
         </w:tc>
         <w:tc>
           <w:tcPr>
-            <w:tcW w:w="5275" w:type="dxa"/>
+            <w:tcW w:w="5055" w:type="dxa"/>
             <w:vAlign w:val="top"/>
           </w:tcPr>
           <w:p>
@@ -13749,7 +13851,7 @@
         </w:tc>
         <w:tc>
           <w:tcPr>
-            <w:tcW w:w="1808" w:type="dxa"/>
+            <w:tcW w:w="2028" w:type="dxa"/>
             <w:vAlign w:val="top"/>
           </w:tcPr>
           <w:p>
@@ -13836,7 +13938,7 @@
         </w:tc>
         <w:tc>
           <w:tcPr>
-            <w:tcW w:w="5275" w:type="dxa"/>
+            <w:tcW w:w="5055" w:type="dxa"/>
             <w:vAlign w:val="top"/>
           </w:tcPr>
           <w:p>
@@ -13857,13 +13959,13 @@
                 <w:sz w:val="16"/>
                 <w:szCs w:val="16"/>
               </w:rPr>
-              <w:t xml:space="preserve">Rejection, dismissal and lost-sale reason lists approved as business wording</w:t>
-            </w:r>
-          </w:p>
-        </w:tc>
-        <w:tc>
-          <w:tcPr>
-            <w:tcW w:w="1808" w:type="dxa"/>
+              <w:t xml:space="preserve">Rejection, dismissal, lost-sale and data-request refusal reason lists approved as business wording</w:t>
+            </w:r>
+          </w:p>
+        </w:tc>
+        <w:tc>
+          <w:tcPr>
+            <w:tcW w:w="2028" w:type="dxa"/>
             <w:vAlign w:val="top"/>
           </w:tcPr>
           <w:p>
@@ -13884,7 +13986,7 @@
                 <w:sz w:val="16"/>
                 <w:szCs w:val="16"/>
               </w:rPr>
-              <w:t xml:space="preserve">TASCO Product Owner</w:t>
+              <w:t xml:space="preserve">TASCO Product Owner and TASCO Compliance</w:t>
             </w:r>
           </w:p>
         </w:tc>
@@ -13950,7 +14052,7 @@
         </w:tc>
         <w:tc>
           <w:tcPr>
-            <w:tcW w:w="5275" w:type="dxa"/>
+            <w:tcW w:w="5055" w:type="dxa"/>
             <w:vAlign w:val="top"/>
           </w:tcPr>
           <w:p>
@@ -13971,13 +14073,13 @@
                 <w:sz w:val="16"/>
                 <w:szCs w:val="16"/>
               </w:rPr>
-              <w:t xml:space="preserve">Accessibility gaps in the Appendix closed in the build sprints and re-tested before UAT</w:t>
-            </w:r>
-          </w:p>
-        </w:tc>
-        <w:tc>
-          <w:tcPr>
-            <w:tcW w:w="1808" w:type="dxa"/>
+              <w:t xml:space="preserve">Automated accessibility scan in continuous integration (gap G-5) added in the build sprints and the pages re-tested before UAT</w:t>
+            </w:r>
+          </w:p>
+        </w:tc>
+        <w:tc>
+          <w:tcPr>
+            <w:tcW w:w="2028" w:type="dxa"/>
             <w:vAlign w:val="top"/>
           </w:tcPr>
           <w:p>
@@ -14064,7 +14166,7 @@
         </w:tc>
         <w:tc>
           <w:tcPr>
-            <w:tcW w:w="5275" w:type="dxa"/>
+            <w:tcW w:w="5055" w:type="dxa"/>
             <w:vAlign w:val="top"/>
           </w:tcPr>
           <w:p>
@@ -14091,7 +14193,7 @@
         </w:tc>
         <w:tc>
           <w:tcPr>
-            <w:tcW w:w="1808" w:type="dxa"/>
+            <w:tcW w:w="2028" w:type="dxa"/>
             <w:vAlign w:val="top"/>
           </w:tcPr>
           <w:p>
